--- a/Assignments/期中作業_企劃書範本.docx
+++ b/Assignments/期中作業_企劃書範本.docx
@@ -942,6 +942,7 @@
     </w:p>
     <w:p>
       <w:pPr>
+        <w:keepNext/>
         <w:spacing w:after="80" w:before="120"/>
       </w:pPr>
       <w:r>
@@ -952,7 +953,7 @@
           <w:sz w:val="22"/>
           <w:szCs w:val="22"/>
         </w:rPr>
-        <w:t xml:space="preserve">關鍵日期（兩者的先後順序是評分項目）</w:t>
+        <w:t xml:space="preserve">關鍵日期（加分項目：三個日期都填寫且順序正確者加分）</w:t>
       </w:r>
     </w:p>
     <w:tbl>
@@ -1173,7 +1174,7 @@
                 <w:sz w:val="22"/>
                 <w:szCs w:val="22"/>
               </w:rPr>
-              <w:t xml:space="preserve">規則一：事例分類完成後、寫題目之前</w:t>
+              <w:t xml:space="preserve">事例分類完成後、寫題目之前</w:t>
             </w:r>
           </w:p>
         </w:tc>
@@ -1271,7 +1272,7 @@
                 <w:sz w:val="22"/>
                 <w:szCs w:val="22"/>
               </w:rPr>
-              <w:t xml:space="preserve">規則一：定稿後才能查閱既有量表題目</w:t>
+              <w:t xml:space="preserve">定稿後才查閱既有量表題目</w:t>
             </w:r>
           </w:p>
         </w:tc>
@@ -1369,7 +1370,7 @@
                 <w:sz w:val="22"/>
                 <w:szCs w:val="22"/>
               </w:rPr>
-              <w:t xml:space="preserve">必須晚於題庫初稿定稿日期</w:t>
+              <w:t xml:space="preserve">晚於題庫初稿定稿日期者加分</w:t>
             </w:r>
           </w:p>
         </w:tc>
@@ -7823,7 +7824,7 @@
           <w:sz w:val="22"/>
           <w:szCs w:val="22"/>
         </w:rPr>
-        <w:t xml:space="preserve">規則一：事例分類完成、撰寫題目之前，查最接近的二到三個學術構念的定義（只看定義，不看量表題目），寫出本構念與它們的差別，並記下查閱日期</w:t>
+        <w:t xml:space="preserve">加分項目：事例分類完成、撰寫題目之前，查最接近的二到三個學術構念的定義（只看定義，不看量表題目），寫出本構念與它們的差別，並記下查閱日期</w:t>
       </w:r>
     </w:p>
     <w:tbl>
@@ -14132,7 +14133,7 @@
           <w:sz w:val="32"/>
           <w:szCs w:val="32"/>
         </w:rPr>
-        <w:t xml:space="preserve">六、與既有構念的對照</w:t>
+        <w:t xml:space="preserve">六、與既有構念的對照（加分項目）</w:t>
       </w:r>
     </w:p>
     <w:p>
